--- a/docs/post-op-instructions-ar.docx
+++ b/docs/post-op-instructions-ar.docx
@@ -903,7 +903,7 @@
                 <w:szCs w:val="22"/>
                 <w:rtl/>
               </w:rPr>
-              <w:t xml:space="preserve">جبيرة حوضية 3 أشهر تقريباً</w:t>
+              <w:t xml:space="preserve">جبيرة حوضية 3 أشهر</w:t>
             </w:r>
           </w:p>
         </w:tc>
@@ -1823,7 +1823,7 @@
                 <w:szCs w:val="22"/>
                 <w:rtl/>
               </w:rPr>
-              <w:t xml:space="preserve">جبيرة 10-12 أسبوعاً على مراحل</w:t>
+              <w:t xml:space="preserve">جبيرة 8 أسابيع على مراحل</w:t>
             </w:r>
           </w:p>
         </w:tc>
@@ -2755,7 +2755,28 @@
           <w:szCs w:val="22"/>
           <w:rtl/>
         </w:rPr>
-        <w:t xml:space="preserve">بعد وضع الجبيرة يُجرى تصوير مقطعي محدود أو رنين مغناطيسي للتأكد بعينين أن رأس الفخذ داخل التجويف تماماً. إن لم يكن كذلك، قد يحتاج الأمر لإعادة المحاولة أو للتحول إلى رد مفتوح.</w:t>
+        <w:t xml:space="preserve">يتأكد الجراح من وضع رأس الفخذ داخل التجويف أثناء العملية، ثم تُجرى </w:t>
+      </w:r>
+      <w:r>
+        <w:rPr>
+          <w:rFonts w:ascii="Arial" w:cs="Arial" w:hAnsi="Arial"/>
+          <w:b/>
+          <w:bCs/>
+          <w:sz w:val="22"/>
+          <w:szCs w:val="22"/>
+          <w:rtl/>
+        </w:rPr>
+        <w:t xml:space="preserve">أشعة سينية عادية بعد أسبوع من الإجراء</w:t>
+      </w:r>
+      <w:r>
+        <w:rPr>
+          <w:rFonts w:ascii="Arial" w:cs="Arial" w:hAnsi="Arial"/>
+          <w:b w:val="false"/>
+          <w:sz w:val="22"/>
+          <w:szCs w:val="22"/>
+          <w:rtl/>
+        </w:rPr>
+        <w:t xml:space="preserve"> للاطمئنان على بقاء الورك في مكانه وعلى وضع الجبيرة. إن لم يكن الرد مثالياً، قد يحتاج الأمر لإعادة المحاولة أو للتحول إلى رد مفتوح.</w:t>
       </w:r>
     </w:p>
     <w:tbl>
@@ -2888,12 +2909,23 @@
       <w:r>
         <w:rPr>
           <w:rFonts w:ascii="Arial" w:cs="Arial" w:hAnsi="Arial"/>
-          <w:b w:val="false"/>
-          <w:sz w:val="22"/>
-          <w:szCs w:val="22"/>
-          <w:rtl/>
-        </w:rPr>
-        <w:t xml:space="preserve"> ليلة واحدة غالباً، وأحياناً ليلتان. بعض المراكز تُخرج الطفل في نفس اليوم إذا كان يشرب جيداً ومرتاحاً.</w:t>
+          <w:b/>
+          <w:bCs/>
+          <w:sz w:val="22"/>
+          <w:szCs w:val="22"/>
+          <w:rtl/>
+        </w:rPr>
+        <w:t xml:space="preserve">عملية يوم واحد</w:t>
+      </w:r>
+      <w:r>
+        <w:rPr>
+          <w:rFonts w:ascii="Arial" w:cs="Arial" w:hAnsi="Arial"/>
+          <w:b w:val="false"/>
+          <w:sz w:val="22"/>
+          <w:szCs w:val="22"/>
+          <w:rtl/>
+        </w:rPr>
+        <w:t xml:space="preserve"> - يخرج طفلك في نفس اليوم بعد أن يستيقظ تماماً من التخدير ويشرب جيداً ويكون مرتاحاً. لا يحتاج الأمر لمبيت في المستشفى عادةً.</w:t>
       </w:r>
     </w:p>
     <w:p>
@@ -2926,7 +2958,7 @@
           <w:szCs w:val="22"/>
           <w:rtl/>
         </w:rPr>
-        <w:t xml:space="preserve"> يبقى طفلك في غرفة الإفاقة حتى يستيقظ، ثم ينتقل للقسم. قد يكون منزعجاً أو باكياً في أول ساعات - هذا طبيعي ومزيج من أثر التخدير والانزعاج من الجبيرة الجديدة.</w:t>
+        <w:t xml:space="preserve"> يبقى طفلك في غرفة الإفاقة حتى يستيقظ تماماً. قد يكون منزعجاً أو باكياً في أول ساعات - هذا طبيعي ومزيج من أثر التخدير والانزعاج من الجبيرة الجديدة.</w:t>
       </w:r>
     </w:p>
     <w:p>
@@ -2949,17 +2981,17 @@
           <w:szCs w:val="22"/>
           <w:rtl/>
         </w:rPr>
-        <w:t xml:space="preserve">المراقبة التمريضية:</w:t>
-      </w:r>
-      <w:r>
-        <w:rPr>
-          <w:rFonts w:ascii="Arial" w:cs="Arial" w:hAnsi="Arial"/>
-          <w:b w:val="false"/>
-          <w:sz w:val="22"/>
-          <w:szCs w:val="22"/>
-          <w:rtl/>
-        </w:rPr>
-        <w:t xml:space="preserve"> فحص لون الأصابع ودفئها وحركتها، ومراقبة التبول (يجب أن يتبول خلال 6-8 ساعات)، والتأكد من أن الجبيرة ليست ضاغطة على البطن.</w:t>
+        <w:t xml:space="preserve">المراقبة قبل الخروج:</w:t>
+      </w:r>
+      <w:r>
+        <w:rPr>
+          <w:rFonts w:ascii="Arial" w:cs="Arial" w:hAnsi="Arial"/>
+          <w:b w:val="false"/>
+          <w:sz w:val="22"/>
+          <w:szCs w:val="22"/>
+          <w:rtl/>
+        </w:rPr>
+        <w:t xml:space="preserve"> فحص لون الأصابع ودفئها وحركتها، والتأكد من أن الجبيرة ليست ضاغطة على البطن، ومن أن الطفل يشرب ويرتاح.</w:t>
       </w:r>
     </w:p>
     <w:p>
@@ -2982,17 +3014,17 @@
           <w:szCs w:val="22"/>
           <w:rtl/>
         </w:rPr>
-        <w:t xml:space="preserve">الأكل والشرب:</w:t>
-      </w:r>
-      <w:r>
-        <w:rPr>
-          <w:rFonts w:ascii="Arial" w:cs="Arial" w:hAnsi="Arial"/>
-          <w:b w:val="false"/>
-          <w:sz w:val="22"/>
-          <w:szCs w:val="22"/>
-          <w:rtl/>
-        </w:rPr>
-        <w:t xml:space="preserve"> يبدأ بالسوائل ثم الطعام العادي. بعض الأطفال يتقيأون مرة أو مرتين بعد التخدير.</w:t>
+        <w:t xml:space="preserve">التبول:</w:t>
+      </w:r>
+      <w:r>
+        <w:rPr>
+          <w:rFonts w:ascii="Arial" w:cs="Arial" w:hAnsi="Arial"/>
+          <w:b w:val="false"/>
+          <w:sz w:val="22"/>
+          <w:szCs w:val="22"/>
+          <w:rtl/>
+        </w:rPr>
+        <w:t xml:space="preserve"> يجب أن يتبول طفلك خلال 6-8 ساعات بعد العملية. إن لم يحدث ذلك بعد الوصول للبيت، اتصلي بنا.</w:t>
       </w:r>
     </w:p>
     <w:p>
@@ -3615,7 +3647,7 @@
           <w:szCs w:val="22"/>
           <w:rtl/>
         </w:rPr>
-        <w:t xml:space="preserve"> حوالي 3 أشهر في المعتاد (قد تمتد إلى 4 أشهر في بعض الحالات).</w:t>
+        <w:t xml:space="preserve"> حوالي 3 أشهر.</w:t>
       </w:r>
     </w:p>
     <w:p>
@@ -4103,12 +4135,13 @@
             <w:r>
               <w:rPr>
                 <w:rFonts w:ascii="Arial" w:cs="Arial" w:hAnsi="Arial"/>
-                <w:b w:val="false"/>
-                <w:sz w:val="22"/>
-                <w:szCs w:val="22"/>
-                <w:rtl/>
-              </w:rPr>
-              <w:t xml:space="preserve">بعد 6 أسابيع</w:t>
+                <w:b/>
+                <w:bCs/>
+                <w:sz w:val="22"/>
+                <w:szCs w:val="22"/>
+                <w:rtl/>
+              </w:rPr>
+              <w:t xml:space="preserve">بعد أسبوع واحد</w:t>
             </w:r>
           </w:p>
         </w:tc>
@@ -4137,7 +4170,28 @@
                 <w:szCs w:val="22"/>
                 <w:rtl/>
               </w:rPr>
-              <w:t xml:space="preserve">تغيير الجبيرة تحت تخدير + أشعة للتأكد من بقاء الورك في مكانه</w:t>
+              <w:t xml:space="preserve">أشعة سينية </w:t>
+            </w:r>
+            <w:r>
+              <w:rPr>
+                <w:rFonts w:ascii="Arial" w:cs="Arial" w:hAnsi="Arial"/>
+                <w:b/>
+                <w:bCs/>
+                <w:sz w:val="22"/>
+                <w:szCs w:val="22"/>
+                <w:rtl/>
+              </w:rPr>
+              <w:t xml:space="preserve">في المستشفى القريب من سكنكم</w:t>
+            </w:r>
+            <w:r>
+              <w:rPr>
+                <w:rFonts w:ascii="Arial" w:cs="Arial" w:hAnsi="Arial"/>
+                <w:b w:val="false"/>
+                <w:sz w:val="22"/>
+                <w:szCs w:val="22"/>
+                <w:rtl/>
+              </w:rPr>
+              <w:t xml:space="preserve"> للاطمئنان على وضع الورك والجبيرة - لا حاجة للسفر إلينا في هذا الموعد</w:t>
             </w:r>
           </w:p>
         </w:tc>
@@ -4171,7 +4225,7 @@
                 <w:szCs w:val="22"/>
                 <w:rtl/>
               </w:rPr>
-              <w:t xml:space="preserve">عند إزالة الجبيرة (3 أشهر تقريباً)</w:t>
+              <w:t xml:space="preserve">بعد 6 أسابيع</w:t>
             </w:r>
           </w:p>
         </w:tc>
@@ -4200,7 +4254,28 @@
                 <w:szCs w:val="22"/>
                 <w:rtl/>
               </w:rPr>
-              <w:t xml:space="preserve">إزالة الجبيرة + أشعة + وصف جبيرة التبعيد</w:t>
+              <w:t xml:space="preserve">زيارة </w:t>
+            </w:r>
+            <w:r>
+              <w:rPr>
+                <w:rFonts w:ascii="Arial" w:cs="Arial" w:hAnsi="Arial"/>
+                <w:b/>
+                <w:bCs/>
+                <w:sz w:val="22"/>
+                <w:szCs w:val="22"/>
+                <w:rtl/>
+              </w:rPr>
+              <w:t xml:space="preserve">عندنا</w:t>
+            </w:r>
+            <w:r>
+              <w:rPr>
+                <w:rFonts w:ascii="Arial" w:cs="Arial" w:hAnsi="Arial"/>
+                <w:b w:val="false"/>
+                <w:sz w:val="22"/>
+                <w:szCs w:val="22"/>
+                <w:rtl/>
+              </w:rPr>
+              <w:t xml:space="preserve">: أشعة لفحص وضع الورك والجبيرة + تغيير الجبيرة تحت تخدير قصير</w:t>
             </w:r>
           </w:p>
         </w:tc>
@@ -4234,7 +4309,7 @@
                 <w:szCs w:val="22"/>
                 <w:rtl/>
               </w:rPr>
-              <w:t xml:space="preserve">بعد 3 و6 أشهر</w:t>
+              <w:t xml:space="preserve">بعد 3 أشهر</w:t>
             </w:r>
           </w:p>
         </w:tc>
@@ -4263,7 +4338,18 @@
                 <w:szCs w:val="22"/>
                 <w:rtl/>
               </w:rPr>
-              <w:t xml:space="preserve">فحص الحركة والمشي + أشعة لمتابعة نمو التجويف</w:t>
+              <w:t xml:space="preserve">أشعة + </w:t>
+            </w:r>
+            <w:r>
+              <w:rPr>
+                <w:rFonts w:ascii="Arial" w:cs="Arial" w:hAnsi="Arial"/>
+                <w:b/>
+                <w:bCs/>
+                <w:sz w:val="22"/>
+                <w:szCs w:val="22"/>
+                <w:rtl/>
+              </w:rPr>
+              <w:t xml:space="preserve">إزالة الجبيرة</w:t>
             </w:r>
           </w:p>
         </w:tc>
@@ -4297,7 +4383,7 @@
                 <w:szCs w:val="22"/>
                 <w:rtl/>
               </w:rPr>
-              <w:t xml:space="preserve">سنوياً</w:t>
+              <w:t xml:space="preserve">بعد 3 و6 و12 شهراً من إزالة الجبيرة</w:t>
             </w:r>
           </w:p>
         </w:tc>
@@ -4326,7 +4412,7 @@
                 <w:szCs w:val="22"/>
                 <w:rtl/>
               </w:rPr>
-              <w:t xml:space="preserve">أشعة سنوية لمتابعة نمو التجويف ورأس الفخذ</w:t>
+              <w:t xml:space="preserve">فحص الحركة والمشي + أشعة لمتابعة نمو التجويف</w:t>
             </w:r>
           </w:p>
         </w:tc>
@@ -4360,7 +4446,7 @@
                 <w:szCs w:val="22"/>
                 <w:rtl/>
               </w:rPr>
-              <w:t xml:space="preserve">حتى اكتمال النمو</w:t>
+              <w:t xml:space="preserve">سنوياً</w:t>
             </w:r>
           </w:p>
         </w:tc>
@@ -4389,7 +4475,70 @@
                 <w:szCs w:val="22"/>
                 <w:rtl/>
               </w:rPr>
-              <w:t xml:space="preserve">متابعة متباعدة حتى نهاية المراهقة، مع تركيز خاص حول عمر 4-5 سنوات وعند البلوغ</w:t>
+              <w:t xml:space="preserve">أشعة سنوية لمتابعة نمو التجويف ورأس الفخذ، حتى عمر 4-5 سنوات تقريباً</w:t>
+            </w:r>
+          </w:p>
+        </w:tc>
+      </w:tr>
+      <w:tr>
+        <w:trPr>
+          <w:tblHeader w:val="false"/>
+        </w:trPr>
+        <w:tc>
+          <w:tcPr>
+            <w:tcW w:type="dxa" w:w="3277"/>
+            <w:shd w:fill="FFFFFF" w:color="auto" w:val="clear"/>
+            <w:tcMar>
+              <w:top w:type="dxa" w:w="80"/>
+              <w:left w:type="dxa" w:w="120"/>
+              <w:bottom w:type="dxa" w:w="80"/>
+              <w:right w:type="dxa" w:w="120"/>
+            </w:tcMar>
+          </w:tcPr>
+          <w:p>
+            <w:pPr>
+              <w:bidi/>
+              <w:spacing w:after="0" w:before="0" w:line="280"/>
+              <w:jc w:val="right"/>
+            </w:pPr>
+            <w:r>
+              <w:rPr>
+                <w:rFonts w:ascii="Arial" w:cs="Arial" w:hAnsi="Arial"/>
+                <w:b w:val="false"/>
+                <w:sz w:val="22"/>
+                <w:szCs w:val="22"/>
+                <w:rtl/>
+              </w:rPr>
+              <w:t xml:space="preserve">بعد ذلك</w:t>
+            </w:r>
+          </w:p>
+        </w:tc>
+        <w:tc>
+          <w:tcPr>
+            <w:tcW w:type="dxa" w:w="6361"/>
+            <w:shd w:fill="FFFFFF" w:color="auto" w:val="clear"/>
+            <w:tcMar>
+              <w:top w:type="dxa" w:w="80"/>
+              <w:left w:type="dxa" w:w="120"/>
+              <w:bottom w:type="dxa" w:w="80"/>
+              <w:right w:type="dxa" w:w="120"/>
+            </w:tcMar>
+          </w:tcPr>
+          <w:p>
+            <w:pPr>
+              <w:bidi/>
+              <w:spacing w:after="0" w:before="0" w:line="280"/>
+              <w:jc w:val="right"/>
+            </w:pPr>
+            <w:r>
+              <w:rPr>
+                <w:rFonts w:ascii="Arial" w:cs="Arial" w:hAnsi="Arial"/>
+                <w:b w:val="false"/>
+                <w:sz w:val="22"/>
+                <w:szCs w:val="22"/>
+                <w:rtl/>
+              </w:rPr>
+              <w:t xml:space="preserve">قد تستمر المتابعة لفترة أطول حسب حالة طفلك وشكل التجويف في الأشعة - يحدد الجراح ذلك لكل طفل على حدة</w:t>
             </w:r>
           </w:p>
         </w:tc>
@@ -4473,7 +4622,7 @@
                 <w:szCs w:val="22"/>
                 <w:rtl/>
               </w:rPr>
-              <w:t xml:space="preserve">نجاح الرد لا يعني انتهاء القصة. التجويف يحتاج سنوات لينمو ويتعمّق، وأحياناً يبقى ضحلاً (خلل تنسّج متبقٍّ) ويحتاج لعملية بسيطة في سن 3-6 سنوات. اكتشاف ذلك مبكراً يعني عملية أصغر ونتيجة أفضل. كثير من مشاكل الورك في سن الشباب سببها متابعة توقفت مبكراً.</w:t>
+              <w:t xml:space="preserve">نجاح الرد لا يعني انتهاء القصة. التجويف يحتاج سنوات لينمو ويتعمّق، وأحياناً يبقى ضحلاً (خلل تنسّج متبقٍّ) ويحتاج لعملية بسيطة في سن 3-5 سنوات. اكتشاف ذلك مبكراً يعني عملية أصغر ونتيجة أفضل. كثير من مشاكل الورك في سن الشباب سببها متابعة توقفت مبكراً.</w:t>
             </w:r>
           </w:p>
         </w:tc>
@@ -4670,6 +4819,111 @@
         <w:t xml:space="preserve">الأجهزة التقويمية (جبيرة التبعيد)</w:t>
       </w:r>
     </w:p>
+    <w:tbl>
+      <w:tblPr>
+        <w:bidiVisual/>
+        <w:tblW w:type="dxa" w:w="9638"/>
+        <w:tblBorders>
+          <w:top w:val="single" w:color="E8F2FC" w:sz="2"/>
+          <w:left w:val="single" w:color="E8F2FC" w:sz="2"/>
+          <w:bottom w:val="single" w:color="E8F2FC" w:sz="2"/>
+          <w:right w:val="single" w:color="2563EB" w:sz="18"/>
+          <w:insideH w:val="single" w:color="E8F2FC" w:sz="2"/>
+          <w:insideV w:val="single" w:color="E8F2FC" w:sz="2"/>
+        </w:tblBorders>
+      </w:tblPr>
+      <w:tblGrid>
+        <w:gridCol w:w="9638"/>
+      </w:tblGrid>
+      <w:tr>
+        <w:tc>
+          <w:tcPr>
+            <w:tcW w:type="dxa" w:w="9638"/>
+            <w:shd w:fill="E8F2FC" w:color="auto" w:val="clear"/>
+            <w:tcMar>
+              <w:top w:type="dxa" w:w="140"/>
+              <w:left w:type="dxa" w:w="180"/>
+              <w:bottom w:type="dxa" w:w="140"/>
+              <w:right w:type="dxa" w:w="180"/>
+            </w:tcMar>
+          </w:tcPr>
+          <w:p>
+            <w:pPr>
+              <w:bidi/>
+              <w:spacing w:after="60" w:before="60" w:line="300"/>
+              <w:jc w:val="right"/>
+            </w:pPr>
+            <w:r>
+              <w:rPr>
+                <w:rFonts w:ascii="Arial" w:cs="Arial" w:hAnsi="Arial"/>
+                <w:b/>
+                <w:bCs/>
+                <w:color w:val="2563EB"/>
+                <w:sz w:val="22"/>
+                <w:szCs w:val="22"/>
+                <w:rtl/>
+              </w:rPr>
+              <w:t xml:space="preserve">ليست خطوة تلقائية لكل طفل</w:t>
+            </w:r>
+          </w:p>
+          <w:p>
+            <w:pPr>
+              <w:bidi/>
+              <w:spacing w:after="60" w:before="0" w:line="300"/>
+              <w:jc w:val="right"/>
+            </w:pPr>
+            <w:r>
+              <w:rPr>
+                <w:rFonts w:ascii="Arial" w:cs="Arial" w:hAnsi="Arial"/>
+                <w:b w:val="false"/>
+                <w:sz w:val="22"/>
+                <w:szCs w:val="22"/>
+                <w:rtl/>
+              </w:rPr>
+              <w:t xml:space="preserve">بعد إزالة الجبيرة الحوضية، </w:t>
+            </w:r>
+            <w:r>
+              <w:rPr>
+                <w:rFonts w:ascii="Arial" w:cs="Arial" w:hAnsi="Arial"/>
+                <w:b/>
+                <w:bCs/>
+                <w:sz w:val="22"/>
+                <w:szCs w:val="22"/>
+                <w:rtl/>
+              </w:rPr>
+              <w:t xml:space="preserve">قد</w:t>
+            </w:r>
+            <w:r>
+              <w:rPr>
+                <w:rFonts w:ascii="Arial" w:cs="Arial" w:hAnsi="Arial"/>
+                <w:b w:val="false"/>
+                <w:sz w:val="22"/>
+                <w:szCs w:val="22"/>
+                <w:rtl/>
+              </w:rPr>
+              <w:t xml:space="preserve"> يصف الجراح جبيرة تبعيد إذا رأى حاجة لذلك - وليس لكل طفل. القرار يعتمد على ثبات الورك وشكل التجويف في الأشعة عند إزالة الجبس. إن لم تُوصف لطفلك، فهذا يعني أن وركه لا يحتاجها، وليس نقصاً في العلاج.</w:t>
+            </w:r>
+          </w:p>
+        </w:tc>
+      </w:tr>
+    </w:tbl>
+    <w:p>
+      <w:pPr>
+        <w:bidi/>
+        <w:spacing w:after="80" w:before="0" w:line="300"/>
+        <w:jc w:val="right"/>
+      </w:pPr>
+      <w:r>
+        <w:rPr>
+          <w:rFonts w:ascii="Arial" w:cs="Arial" w:hAnsi="Arial"/>
+          <w:b w:val="false"/>
+          <w:sz w:val="22"/>
+          <w:szCs w:val="22"/>
+          <w:rtl/>
+        </w:rPr>
+        <w:t xml:space="preserve"/>
+      </w:r>
+    </w:p>
     <w:p>
       <w:pPr>
         <w:pStyle w:val="ListParagraph"/>
@@ -4700,7 +4954,7 @@
           <w:szCs w:val="22"/>
           <w:rtl/>
         </w:rPr>
-        <w:t xml:space="preserve"> جبيرة تُبقي الفخذين متباعدين قليلاً (مثل جبيرة دينيس براون أو جبيرة الورك المتحركة)، وتُستخدم بعد الجبس للحفاظ على وضعية الورك أثناء نضج التجويف.</w:t>
+        <w:t xml:space="preserve"> جبيرة تُبقي الفخذين متباعدين قليلاً (مثل جبيرة دينيس براون أو جبيرة الورك المتحركة)، وتحافظ على وضعية الورك أثناء نضج التجويف.</w:t>
       </w:r>
     </w:p>
     <w:p>
@@ -4723,17 +4977,17 @@
           <w:szCs w:val="22"/>
           <w:rtl/>
         </w:rPr>
-        <w:t xml:space="preserve">المدة المعتادة:</w:t>
-      </w:r>
-      <w:r>
-        <w:rPr>
-          <w:rFonts w:ascii="Arial" w:cs="Arial" w:hAnsi="Arial"/>
-          <w:b w:val="false"/>
-          <w:sz w:val="22"/>
-          <w:szCs w:val="22"/>
-          <w:rtl/>
-        </w:rPr>
-        <w:t xml:space="preserve"> على مدار اليوم (عدا الحمّام) لمدة 4-6 أسابيع، ثم أثناء النوم فقط لعدة أشهر حسب شكل التجويف في الأشعة.</w:t>
+        <w:t xml:space="preserve">المدة:</w:t>
+      </w:r>
+      <w:r>
+        <w:rPr>
+          <w:rFonts w:ascii="Arial" w:cs="Arial" w:hAnsi="Arial"/>
+          <w:b w:val="false"/>
+          <w:sz w:val="22"/>
+          <w:szCs w:val="22"/>
+          <w:rtl/>
+        </w:rPr>
+        <w:t xml:space="preserve"> يحددها الجراح حسب حالة طفلك وشكل التجويف في الأشعة.</w:t>
       </w:r>
     </w:p>
     <w:p>
@@ -5024,6 +5278,24 @@
               <w:t xml:space="preserve">انتفاخ البطن أو قيء متكرر أو صعوبة في التنفس</w:t>
             </w:r>
           </w:p>
+          <w:p>
+            <w:pPr>
+              <w:bidi/>
+              <w:spacing w:after="60" w:before="0" w:line="300"/>
+              <w:jc w:val="right"/>
+            </w:pPr>
+            <w:r>
+              <w:rPr>
+                <w:rFonts w:ascii="Arial" w:cs="Arial" w:hAnsi="Arial"/>
+                <w:b/>
+                <w:bCs/>
+                <w:sz w:val="22"/>
+                <w:szCs w:val="22"/>
+                <w:rtl/>
+              </w:rPr>
+              <w:t xml:space="preserve">في حالة الطوارئ - مراجعة أقرب طوارئ لديكم.</w:t>
+            </w:r>
+          </w:p>
         </w:tc>
       </w:tr>
     </w:tbl>
@@ -5214,7 +5486,7 @@
           <w:szCs w:val="22"/>
           <w:rtl/>
         </w:rPr>
-        <w:t xml:space="preserve">إعادة الخلع بعد اكتمال فترة الجبس غير شائعة لكنها ممكنة، ولهذا نضع جبيرة التبعيد بعدها ونصوّر بالأشعة في كل موعد. معظم حالات إعادة الخلع تُكتشف في أول 6 أشهر، وهذا سبب أهمية عدم تفويت المواعيد.</w:t>
+        <w:t xml:space="preserve">إعادة الخلع بعد اكتمال فترة الجبس غير شائعة لكنها ممكنة، ولهذا نصوّر بالأشعة في كل موعد، وقد نصف جبيرة تبعيد بعد الجبس إذا رأى الجراح حاجة لذلك. معظم حالات إعادة الخلع تُكتشف في أول 6 أشهر، وهذا سبب أهمية عدم تفويت المواعيد.</w:t>
       </w:r>
     </w:p>
     <w:p>
@@ -5328,7 +5600,7 @@
           <w:szCs w:val="22"/>
           <w:rtl/>
         </w:rPr>
-        <w:t xml:space="preserve">حوالي 15-25٪ من الأطفال يحتاجون لعملية إضافية لاحقاً (غالباً قطع عظمي في الحوض بين عمر 3 و7 سنوات) إذا بقي التجويف ضحلاً. هذا ليس فشلاً للعملية الأولى، بل جزء من طبيعة الحالة، وتُكتشف الحاجة عبر المتابعة بالأشعة.</w:t>
+        <w:t xml:space="preserve">حوالي 15-25٪ من الأطفال يحتاجون لعملية إضافية لاحقاً (غالباً قطع عظمي في الحوض بين عمر 3 و5 سنوات) إذا بقي التجويف ضحلاً. هذا ليس فشلاً للعملية الأولى، بل جزء من طبيعة الحالة، وتُكتشف الحاجة عبر المتابعة بالأشعة.</w:t>
       </w:r>
     </w:p>
     <w:p>
@@ -5429,7 +5701,7 @@
           <w:szCs w:val="22"/>
           <w:rtl/>
         </w:rPr>
-        <w:t xml:space="preserve">عبر جرح في ثنية أعلى الفخذ (غالباً جرح «البكيني» الذي يختفي داخل الثنية)، يصل الجراح للمفصل ويزيل ما يمنع دخول الرأس: الوسادة الدهنية، الرباط المستدير المتضخم، والجزء المنقلب من الغضروف الحُقّي.</w:t>
+        <w:t xml:space="preserve">عبر جرح أمامي صغير بطول 4 سم تقريباً في ثنية أعلى الفخذ، يصل الجراح للمفصل ويزيل ما يمنع دخول الرأس: الوسادة الدهنية، الرباط المستدير المتضخم، والجزء المنقلب من الغضروف الحُقّي.</w:t>
       </w:r>
     </w:p>
     <w:p>
@@ -5507,7 +5779,28 @@
           <w:szCs w:val="22"/>
           <w:rtl/>
         </w:rPr>
-        <w:t xml:space="preserve">يُقطع عظم الحوض فوق التجويف ويُدار للأمام والخارج ليغطي رأس الفخذ (عملية سالتر أو ديغا أو بمبرتون حسب شكل التجويف وعمر الطفل)، وتُوضع قطعة عظم مأخوذة من الحوض نفسه في الفتحة، وتُثبَّت بأسياخ معدنية أو مسامير.</w:t>
+        <w:t xml:space="preserve">الهدف من هذه الخطوة هو </w:t>
+      </w:r>
+      <w:r>
+        <w:rPr>
+          <w:rFonts w:ascii="Arial" w:cs="Arial" w:hAnsi="Arial"/>
+          <w:b/>
+          <w:bCs/>
+          <w:sz w:val="22"/>
+          <w:szCs w:val="22"/>
+          <w:rtl/>
+        </w:rPr>
+        <w:t xml:space="preserve">احتواء رأس الفخذ داخل التجويف</w:t>
+      </w:r>
+      <w:r>
+        <w:rPr>
+          <w:rFonts w:ascii="Arial" w:cs="Arial" w:hAnsi="Arial"/>
+          <w:b w:val="false"/>
+          <w:sz w:val="22"/>
+          <w:szCs w:val="22"/>
+          <w:rtl/>
+        </w:rPr>
+        <w:t xml:space="preserve"> وتغطيته تغطية كاملة. يُقطع عظم الحوض فوق التجويف ويُعاد توجيهه ليغطي الرأس، وتُوضع قطعة عظم مأخوذة من حوض الطفل نفسه في الفتحة، ويُثبَّت الوضع الجديد. يختار الجراح تقنية القطع المناسبة حسب شكل التجويف وعمر الطفل.</w:t>
       </w:r>
     </w:p>
     <w:p>
@@ -5546,7 +5839,49 @@
           <w:szCs w:val="22"/>
           <w:rtl/>
         </w:rPr>
-        <w:t xml:space="preserve">في الأطفال الأكبر أو الخلع العالي، يُقصَّر عظم الفخذ بضعة سنتيمترات ويُصحَّح دورانه ويُثبَّت بشريحة. التقصير يقلل الضغط على رأس الفخذ ويحميه من التنخّر - وطول الساق يتعادل تلقائياً مع النمو.</w:t>
+        <w:t xml:space="preserve">في الأطفال الأكبر أو الخلع العالي، يُقصَّر عظم الفخذ بضعة سنتيمترات ويُصحَّح دورانه ويُثبَّت </w:t>
+      </w:r>
+      <w:r>
+        <w:rPr>
+          <w:rFonts w:ascii="Arial" w:cs="Arial" w:hAnsi="Arial"/>
+          <w:b/>
+          <w:bCs/>
+          <w:sz w:val="22"/>
+          <w:szCs w:val="22"/>
+          <w:rtl/>
+        </w:rPr>
+        <w:t xml:space="preserve">بشريحة ومسامير</w:t>
+      </w:r>
+      <w:r>
+        <w:rPr>
+          <w:rFonts w:ascii="Arial" w:cs="Arial" w:hAnsi="Arial"/>
+          <w:b w:val="false"/>
+          <w:sz w:val="22"/>
+          <w:szCs w:val="22"/>
+          <w:rtl/>
+        </w:rPr>
+        <w:t xml:space="preserve">. تزداد الحاجة لهذه الخطوة كلما كان عمر الطفل </w:t>
+      </w:r>
+      <w:r>
+        <w:rPr>
+          <w:rFonts w:ascii="Arial" w:cs="Arial" w:hAnsi="Arial"/>
+          <w:b/>
+          <w:bCs/>
+          <w:sz w:val="22"/>
+          <w:szCs w:val="22"/>
+          <w:rtl/>
+        </w:rPr>
+        <w:t xml:space="preserve">سنتين فأكثر</w:t>
+      </w:r>
+      <w:r>
+        <w:rPr>
+          <w:rFonts w:ascii="Arial" w:cs="Arial" w:hAnsi="Arial"/>
+          <w:b w:val="false"/>
+          <w:sz w:val="22"/>
+          <w:szCs w:val="22"/>
+          <w:rtl/>
+        </w:rPr>
+        <w:t xml:space="preserve">. التقصير يقلل الضغط على رأس الفخذ ويحميه من التنخّر - وطول الساق يتعادل تلقائياً مع النمو.</w:t>
       </w:r>
     </w:p>
     <w:p>
@@ -5639,7 +5974,7 @@
           <w:szCs w:val="22"/>
           <w:rtl/>
         </w:rPr>
-        <w:t xml:space="preserve"> من يومين إلى أربعة أيام في الغالب.</w:t>
+        <w:t xml:space="preserve"> من يوم إلى يومين في الغالب.</w:t>
       </w:r>
     </w:p>
     <w:p>
@@ -5672,7 +6007,28 @@
           <w:szCs w:val="22"/>
           <w:rtl/>
         </w:rPr>
-        <w:t xml:space="preserve"> هذه عملية مؤلمة في أول 48 ساعة. يُستخدم غالباً تخدير موضعي مستمر (كودال أو إبيديورال) أو مسكّنات وريدية منتظمة. الهدف أن يكون طفلك مرتاحاً وقادراً على النوم والشرب.</w:t>
+        <w:t xml:space="preserve"> هذه عملية مؤلمة في أول 48 ساعة. يُستخدم غالباً تخدير موضعي مستمر (كودال أو إبيديورال) أو مسكّنات وريدية منتظمة، ثم ينتقل طفلك إلى </w:t>
+      </w:r>
+      <w:r>
+        <w:rPr>
+          <w:rFonts w:ascii="Arial" w:cs="Arial" w:hAnsi="Arial"/>
+          <w:b/>
+          <w:bCs/>
+          <w:sz w:val="22"/>
+          <w:szCs w:val="22"/>
+          <w:rtl/>
+        </w:rPr>
+        <w:t xml:space="preserve">الباراسيتامول والإيبوبروفين عن طريق الفم</w:t>
+      </w:r>
+      <w:r>
+        <w:rPr>
+          <w:rFonts w:ascii="Arial" w:cs="Arial" w:hAnsi="Arial"/>
+          <w:b w:val="false"/>
+          <w:sz w:val="22"/>
+          <w:szCs w:val="22"/>
+          <w:rtl/>
+        </w:rPr>
+        <w:t xml:space="preserve">. الهدف أن يكون مرتاحاً وقادراً على النوم والشرب.</w:t>
       </w:r>
     </w:p>
     <w:p>
@@ -6649,7 +7005,7 @@
           <w:szCs w:val="22"/>
           <w:rtl/>
         </w:rPr>
-        <w:t xml:space="preserve"> 6 أسابيع في الحالات البسيطة، وقد تمتد إلى 12 أسبوعاً إذا أُجري تقصير للفخذ أو كان الطفل أكبر سناً.</w:t>
+        <w:t xml:space="preserve"> شهران تقريباً.</w:t>
       </w:r>
     </w:p>
     <w:p>
@@ -6715,7 +7071,7 @@
           <w:szCs w:val="22"/>
           <w:rtl/>
         </w:rPr>
-        <w:t xml:space="preserve"> الأسياخ المعدنية تُزال عادةً بعد 6 أسابيع (إجراء قصير وبسيط). أما الشريحة في عظم الفخذ فتبقى 9-18 شهراً ثم تُزال بعملية صغيرة مخطط لها.</w:t>
+        <w:t xml:space="preserve"> الأسياخ المعدنية تُزال عادةً بعد 6 أسابيع (إجراء قصير وبسيط). أما الشريحة في عظم الفخذ فتبقى 9-12 شهراً ثم تُزال بعملية صغيرة مخطط لها.</w:t>
       </w:r>
     </w:p>
     <w:p>
@@ -6782,6 +7138,111 @@
           <w:rtl/>
         </w:rPr>
         <w:t xml:space="preserve"> تفاصيل الحفاض والوضعيات والنوم والنقل في قسم «العناية بالجبيرة الحوضية».</w:t>
+      </w:r>
+    </w:p>
+    <w:tbl>
+      <w:tblPr>
+        <w:bidiVisual/>
+        <w:tblW w:type="dxa" w:w="9638"/>
+        <w:tblBorders>
+          <w:top w:val="single" w:color="FEF5E7" w:sz="2"/>
+          <w:left w:val="single" w:color="FEF5E7" w:sz="2"/>
+          <w:bottom w:val="single" w:color="FEF5E7" w:sz="2"/>
+          <w:right w:val="single" w:color="D97706" w:sz="18"/>
+          <w:insideH w:val="single" w:color="FEF5E7" w:sz="2"/>
+          <w:insideV w:val="single" w:color="FEF5E7" w:sz="2"/>
+        </w:tblBorders>
+      </w:tblPr>
+      <w:tblGrid>
+        <w:gridCol w:w="9638"/>
+      </w:tblGrid>
+      <w:tr>
+        <w:tc>
+          <w:tcPr>
+            <w:tcW w:type="dxa" w:w="9638"/>
+            <w:shd w:fill="FEF5E7" w:color="auto" w:val="clear"/>
+            <w:tcMar>
+              <w:top w:type="dxa" w:w="140"/>
+              <w:left w:type="dxa" w:w="180"/>
+              <w:bottom w:type="dxa" w:w="140"/>
+              <w:right w:type="dxa" w:w="180"/>
+            </w:tcMar>
+          </w:tcPr>
+          <w:p>
+            <w:pPr>
+              <w:bidi/>
+              <w:spacing w:after="60" w:before="60" w:line="300"/>
+              <w:jc w:val="right"/>
+            </w:pPr>
+            <w:r>
+              <w:rPr>
+                <w:rFonts w:ascii="Arial" w:cs="Arial" w:hAnsi="Arial"/>
+                <w:b/>
+                <w:bCs/>
+                <w:color w:val="D97706"/>
+                <w:sz w:val="22"/>
+                <w:szCs w:val="22"/>
+                <w:rtl/>
+              </w:rPr>
+              <w:t xml:space="preserve">العناية بالجبيرة الحوضية مهمة جداً بعد هذه العملية</w:t>
+            </w:r>
+          </w:p>
+          <w:p>
+            <w:pPr>
+              <w:bidi/>
+              <w:spacing w:after="60" w:before="0" w:line="300"/>
+              <w:jc w:val="right"/>
+            </w:pPr>
+            <w:r>
+              <w:rPr>
+                <w:rFonts w:ascii="Arial" w:cs="Arial" w:hAnsi="Arial"/>
+                <w:b w:val="false"/>
+                <w:sz w:val="22"/>
+                <w:szCs w:val="22"/>
+                <w:rtl/>
+              </w:rPr>
+              <w:t xml:space="preserve">نجاح العملية لا يعتمد على الجراحة وحدها، بل على العناية بالجبيرة في البيت طوال الشهرين القادمين. </w:t>
+            </w:r>
+            <w:r>
+              <w:rPr>
+                <w:rFonts w:ascii="Arial" w:cs="Arial" w:hAnsi="Arial"/>
+                <w:b/>
+                <w:bCs/>
+                <w:sz w:val="22"/>
+                <w:szCs w:val="22"/>
+                <w:rtl/>
+              </w:rPr>
+              <w:t xml:space="preserve">اقرئي قسم «العناية بالجبيرة الحوضية» في البوابة كاملاً</w:t>
+            </w:r>
+            <w:r>
+              <w:rPr>
+                <w:rFonts w:ascii="Arial" w:cs="Arial" w:hAnsi="Arial"/>
+                <w:b w:val="false"/>
+                <w:sz w:val="22"/>
+                <w:szCs w:val="22"/>
+                <w:rtl/>
+              </w:rPr>
+              <w:t xml:space="preserve"> - فيه الحفاض والوضعيات والنوم والحمّام والنقل بالسيارة وعلامات الخطر بالصور. هو الجزء الذي ستحتاجينه كل يوم.</w:t>
+            </w:r>
+          </w:p>
+        </w:tc>
+      </w:tr>
+    </w:tbl>
+    <w:p>
+      <w:pPr>
+        <w:bidi/>
+        <w:spacing w:after="80" w:before="0" w:line="300"/>
+        <w:jc w:val="right"/>
+      </w:pPr>
+      <w:r>
+        <w:rPr>
+          <w:rFonts w:ascii="Arial" w:cs="Arial" w:hAnsi="Arial"/>
+          <w:b w:val="false"/>
+          <w:sz w:val="22"/>
+          <w:szCs w:val="22"/>
+          <w:rtl/>
+        </w:rPr>
+        <w:t xml:space="preserve"/>
       </w:r>
     </w:p>
     <w:p>
@@ -7936,6 +8397,24 @@
               <w:t xml:space="preserve">بعد إزالة الجبس: ألم شديد مفاجئ في الفخذ بعد حركة أو سقوط بسيط (احتمال كسر في عظم هش)</w:t>
             </w:r>
           </w:p>
+          <w:p>
+            <w:pPr>
+              <w:bidi/>
+              <w:spacing w:after="60" w:before="0" w:line="300"/>
+              <w:jc w:val="right"/>
+            </w:pPr>
+            <w:r>
+              <w:rPr>
+                <w:rFonts w:ascii="Arial" w:cs="Arial" w:hAnsi="Arial"/>
+                <w:b/>
+                <w:bCs/>
+                <w:sz w:val="22"/>
+                <w:szCs w:val="22"/>
+                <w:rtl/>
+              </w:rPr>
+              <w:t xml:space="preserve">في حالة الطوارئ - مراجعة أقرب طوارئ لديكم.</w:t>
+            </w:r>
+          </w:p>
         </w:tc>
       </w:tr>
     </w:tbl>
@@ -8474,7 +8953,7 @@
           <w:szCs w:val="22"/>
           <w:rtl/>
         </w:rPr>
-        <w:t xml:space="preserve"> من يومين إلى ثلاثة أيام في المعتاد.</w:t>
+        <w:t xml:space="preserve"> من يوم إلى يومين في المعتاد.</w:t>
       </w:r>
     </w:p>
     <w:p>
@@ -10349,6 +10828,24 @@
               <w:t xml:space="preserve">سقوط الطفل على الورك الذي أُجريت له العملية</w:t>
             </w:r>
           </w:p>
+          <w:p>
+            <w:pPr>
+              <w:bidi/>
+              <w:spacing w:after="60" w:before="0" w:line="300"/>
+              <w:jc w:val="right"/>
+            </w:pPr>
+            <w:r>
+              <w:rPr>
+                <w:rFonts w:ascii="Arial" w:cs="Arial" w:hAnsi="Arial"/>
+                <w:b/>
+                <w:bCs/>
+                <w:sz w:val="22"/>
+                <w:szCs w:val="22"/>
+                <w:rtl/>
+              </w:rPr>
+              <w:t xml:space="preserve">في حالة الطوارئ - مراجعة أقرب طوارئ لديكم.</w:t>
+            </w:r>
+          </w:p>
         </w:tc>
       </w:tr>
     </w:tbl>
@@ -13286,6 +13783,24 @@
               <w:t xml:space="preserve"> - يحتاج أشعة عاجلة</w:t>
             </w:r>
           </w:p>
+          <w:p>
+            <w:pPr>
+              <w:bidi/>
+              <w:spacing w:after="60" w:before="0" w:line="300"/>
+              <w:jc w:val="right"/>
+            </w:pPr>
+            <w:r>
+              <w:rPr>
+                <w:rFonts w:ascii="Arial" w:cs="Arial" w:hAnsi="Arial"/>
+                <w:b/>
+                <w:bCs/>
+                <w:sz w:val="22"/>
+                <w:szCs w:val="22"/>
+                <w:rtl/>
+              </w:rPr>
+              <w:t xml:space="preserve">في حالة الطوارئ - مراجعة أقرب طوارئ لديكم.</w:t>
+            </w:r>
+          </w:p>
         </w:tc>
       </w:tr>
     </w:tbl>
@@ -13824,7 +14339,7 @@
           <w:szCs w:val="22"/>
           <w:rtl/>
         </w:rPr>
-        <w:t xml:space="preserve"> من يومين إلى أربعة أيام.</w:t>
+        <w:t xml:space="preserve"> من يومين إلى ثلاثة أيام.</w:t>
       </w:r>
     </w:p>
     <w:p>
@@ -14750,7 +15265,7 @@
           <w:szCs w:val="22"/>
           <w:rtl/>
         </w:rPr>
-        <w:t xml:space="preserve"> عند الأطفال الصغار جداً، أو ضعف العظم (هشاشة)، أو صعوبة التزام الطفل بالتعليمات، أو إجراء قطع عظمي في الحوض في نفس الجلسة. عندها تُوضع جبيرة حوضية لطرف واحد أو طرفين لمدة 3-6 أسابيع.</w:t>
+        <w:t xml:space="preserve"> عند الأطفال الصغار جداً، أو ضعف العظم (هشاشة)، أو صعوبة التزام الطفل بالتعليمات، أو إجراء قطع عظمي في الحوض في نفس الجلسة. عندها تُوضع جبيرة حوضية لطرف واحد أو طرفين لمدة 4-6 أسابيع.</w:t>
       </w:r>
     </w:p>
     <w:p>
@@ -16085,6 +16600,24 @@
                 <w:rtl/>
               </w:rPr>
               <w:t xml:space="preserve">ألم يزداد تدريجياً بعد أن كان يتحسن</w:t>
+            </w:r>
+          </w:p>
+          <w:p>
+            <w:pPr>
+              <w:bidi/>
+              <w:spacing w:after="60" w:before="0" w:line="300"/>
+              <w:jc w:val="right"/>
+            </w:pPr>
+            <w:r>
+              <w:rPr>
+                <w:rFonts w:ascii="Arial" w:cs="Arial" w:hAnsi="Arial"/>
+                <w:b/>
+                <w:bCs/>
+                <w:sz w:val="22"/>
+                <w:szCs w:val="22"/>
+                <w:rtl/>
+              </w:rPr>
+              <w:t xml:space="preserve">في حالة الطوارئ - مراجعة أقرب طوارئ لديكم.</w:t>
             </w:r>
           </w:p>
         </w:tc>
@@ -18650,7 +19183,7 @@
                 <w:szCs w:val="22"/>
                 <w:rtl/>
               </w:rPr>
-              <w:t xml:space="preserve">أشعة لقياس نسبة خروج رأس الفخذ + تقييم الراحة والجلوس + خطة إزالة الشريحة</w:t>
+              <w:t xml:space="preserve">أشعة لقياس نسبة خروج رأس الفخذ + تقييم الراحة والجلوس</w:t>
             </w:r>
           </w:p>
         </w:tc>
@@ -19094,6 +19627,39 @@
           <w:rtl/>
         </w:rPr>
         <w:t xml:space="preserve"> إعادة تقييم الكرسي ووسائده ومساند الجانبين، وإلا فقد يضغط الكرسي القديم على الوضعية الجديدة.</w:t>
+      </w:r>
+    </w:p>
+    <w:p>
+      <w:pPr>
+        <w:pStyle w:val="ListParagraph"/>
+        <w:numPr>
+          <w:ilvl w:val="0"/>
+          <w:numId w:val="2"/>
+        </w:numPr>
+        <w:bidi/>
+        <w:spacing w:after="60" w:before="0" w:line="300"/>
+        <w:jc w:val="right"/>
+      </w:pPr>
+      <w:r>
+        <w:rPr>
+          <w:rFonts w:ascii="Arial" w:cs="Arial" w:hAnsi="Arial"/>
+          <w:b/>
+          <w:bCs/>
+          <w:sz w:val="22"/>
+          <w:szCs w:val="22"/>
+          <w:rtl/>
+        </w:rPr>
+        <w:t xml:space="preserve">إزالة الشريحة:</w:t>
+      </w:r>
+      <w:r>
+        <w:rPr>
+          <w:rFonts w:ascii="Arial" w:cs="Arial" w:hAnsi="Arial"/>
+          <w:b w:val="false"/>
+          <w:sz w:val="22"/>
+          <w:szCs w:val="22"/>
+          <w:rtl/>
+        </w:rPr>
+        <w:t xml:space="preserve"> يُناقَش الأمر في مواعيد المتابعة، ويُتخذ القرار حسب حالة طفلك - وليس في موعد ثابت لكل الأطفال.</w:t>
       </w:r>
     </w:p>
     <w:p>
@@ -19406,6 +19972,24 @@
               <w:t xml:space="preserve">نوبات تشنّج صرعية أكثر من المعتاد</w:t>
             </w:r>
           </w:p>
+          <w:p>
+            <w:pPr>
+              <w:bidi/>
+              <w:spacing w:after="60" w:before="0" w:line="300"/>
+              <w:jc w:val="right"/>
+            </w:pPr>
+            <w:r>
+              <w:rPr>
+                <w:rFonts w:ascii="Arial" w:cs="Arial" w:hAnsi="Arial"/>
+                <w:b/>
+                <w:bCs/>
+                <w:sz w:val="22"/>
+                <w:szCs w:val="22"/>
+                <w:rtl/>
+              </w:rPr>
+              <w:t xml:space="preserve">في حالة الطوارئ - مراجعة أقرب طوارئ لديكم.</w:t>
+            </w:r>
+          </w:p>
         </w:tc>
       </w:tr>
     </w:tbl>
@@ -19917,7 +20501,28 @@
           <w:szCs w:val="22"/>
           <w:rtl/>
         </w:rPr>
-        <w:t xml:space="preserve">تحت توجيه جهاز الأشعة المتحرك، يُدخل مسمار عبر جانب محدد من صفيحة النمو في أعلى الفخذ. موضع المسمار هو ما يحدد اتجاه التصحيح.</w:t>
+        <w:t xml:space="preserve">تحت توجيه جهاز الأشعة المتحرك، يُدخل </w:t>
+      </w:r>
+      <w:r>
+        <w:rPr>
+          <w:rFonts w:ascii="Arial" w:cs="Arial" w:hAnsi="Arial"/>
+          <w:b/>
+          <w:bCs/>
+          <w:sz w:val="22"/>
+          <w:szCs w:val="22"/>
+          <w:rtl/>
+        </w:rPr>
+        <w:t xml:space="preserve">مسمار واحد</w:t>
+      </w:r>
+      <w:r>
+        <w:rPr>
+          <w:rFonts w:ascii="Arial" w:cs="Arial" w:hAnsi="Arial"/>
+          <w:b w:val="false"/>
+          <w:sz w:val="22"/>
+          <w:szCs w:val="22"/>
+          <w:rtl/>
+        </w:rPr>
+        <w:t xml:space="preserve"> عبر جانب محدد من صفيحة النمو في أعلى الفخذ. موضع المسمار هو ما يحدد اتجاه التصحيح.</w:t>
       </w:r>
     </w:p>
     <w:p>
@@ -20735,17 +21340,17 @@
           <w:szCs w:val="22"/>
           <w:rtl/>
         </w:rPr>
-        <w:t xml:space="preserve">لا توجد جبيرة</w:t>
-      </w:r>
-      <w:r>
-        <w:rPr>
-          <w:rFonts w:ascii="Arial" w:cs="Arial" w:hAnsi="Arial"/>
-          <w:b w:val="false"/>
-          <w:sz w:val="22"/>
-          <w:szCs w:val="22"/>
-          <w:rtl/>
-        </w:rPr>
-        <w:t xml:space="preserve"> في العملية وحدها. هذا أحد أهم أسباب اختيارها للأطفال ذوي الإعاقة الحركية: لا فترة استلقاء طويلة، ولا تراجع في المهارات، ولا خطر كبير للكسور بعد فترة عدم الحركة.</w:t>
+        <w:t xml:space="preserve">جبيرة التبعيد (A-frame):</w:t>
+      </w:r>
+      <w:r>
+        <w:rPr>
+          <w:rFonts w:ascii="Arial" w:cs="Arial" w:hAnsi="Arial"/>
+          <w:b w:val="false"/>
+          <w:sz w:val="22"/>
+          <w:szCs w:val="22"/>
+          <w:rtl/>
+        </w:rPr>
+        <w:t xml:space="preserve"> تُستخدم عادةً بعد هذه العملية للحفاظ على وضعية تبعيد الفخذين أثناء عمل التوجيه.</w:t>
       </w:r>
     </w:p>
     <w:p>
@@ -20778,7 +21383,40 @@
           <w:szCs w:val="22"/>
           <w:rtl/>
         </w:rPr>
-        <w:t xml:space="preserve"> قد تُستخدم وسادة تبعيد أو مثبّتات ركبة لمدة 2-4 أسابيع للحفاظ على الوضعية الجديدة.</w:t>
+        <w:t xml:space="preserve"> تُستخدم وسادة تبعيد أو مثبّتات ركبة لمدة 2-4 أسابيع إضافية للحفاظ على الوضعية الجديدة.</w:t>
+      </w:r>
+    </w:p>
+    <w:p>
+      <w:pPr>
+        <w:pStyle w:val="ListParagraph"/>
+        <w:numPr>
+          <w:ilvl w:val="0"/>
+          <w:numId w:val="2"/>
+        </w:numPr>
+        <w:bidi/>
+        <w:spacing w:after="60" w:before="0" w:line="300"/>
+        <w:jc w:val="right"/>
+      </w:pPr>
+      <w:r>
+        <w:rPr>
+          <w:rFonts w:ascii="Arial" w:cs="Arial" w:hAnsi="Arial"/>
+          <w:b/>
+          <w:bCs/>
+          <w:sz w:val="22"/>
+          <w:szCs w:val="22"/>
+          <w:rtl/>
+        </w:rPr>
+        <w:t xml:space="preserve">لماذا هذه العملية أخف من إعادة البناء؟</w:t>
+      </w:r>
+      <w:r>
+        <w:rPr>
+          <w:rFonts w:ascii="Arial" w:cs="Arial" w:hAnsi="Arial"/>
+          <w:b w:val="false"/>
+          <w:sz w:val="22"/>
+          <w:szCs w:val="22"/>
+          <w:rtl/>
+        </w:rPr>
+        <w:t xml:space="preserve"> لا يُقطع فيها أي عظم، والجرح صغير، والألم أقل بكثير - فلا فترة استلقاء طويلة ولا تراجع كبير في مهارات طفلك.</w:t>
       </w:r>
     </w:p>
     <w:p>
@@ -21907,6 +22545,24 @@
               <w:t xml:space="preserve">تشنّج شديد غير معتاد لا يستجيب للأدوية المعتادة</w:t>
             </w:r>
           </w:p>
+          <w:p>
+            <w:pPr>
+              <w:bidi/>
+              <w:spacing w:after="60" w:before="0" w:line="300"/>
+              <w:jc w:val="right"/>
+            </w:pPr>
+            <w:r>
+              <w:rPr>
+                <w:rFonts w:ascii="Arial" w:cs="Arial" w:hAnsi="Arial"/>
+                <w:b/>
+                <w:bCs/>
+                <w:sz w:val="22"/>
+                <w:szCs w:val="22"/>
+                <w:rtl/>
+              </w:rPr>
+              <w:t xml:space="preserve">في حالة الطوارئ - مراجعة أقرب طوارئ لديكم.</w:t>
+            </w:r>
+          </w:p>
         </w:tc>
       </w:tr>
     </w:tbl>
@@ -22458,7 +23114,28 @@
           <w:szCs w:val="22"/>
           <w:rtl/>
         </w:rPr>
-        <w:t xml:space="preserve">يستخدم بعض الجراحين شدّاً جلدياً للساق لعدة أسابيع، أو جبيرة، أو مثبّتاً خارجياً - والغرض واحد: منع صعود العظم للأعلى قبل أن تلتئم الأنسجة حوله. بروتوكول جراح طفلك سيُشرح لك بالتحديد.</w:t>
+        <w:t xml:space="preserve">يُوضع </w:t>
+      </w:r>
+      <w:r>
+        <w:rPr>
+          <w:rFonts w:ascii="Arial" w:cs="Arial" w:hAnsi="Arial"/>
+          <w:b/>
+          <w:bCs/>
+          <w:sz w:val="22"/>
+          <w:szCs w:val="22"/>
+          <w:rtl/>
+        </w:rPr>
+        <w:t xml:space="preserve">شدّ جلدي</w:t>
+      </w:r>
+      <w:r>
+        <w:rPr>
+          <w:rFonts w:ascii="Arial" w:cs="Arial" w:hAnsi="Arial"/>
+          <w:b w:val="false"/>
+          <w:sz w:val="22"/>
+          <w:szCs w:val="22"/>
+          <w:rtl/>
+        </w:rPr>
+        <w:t xml:space="preserve"> للساق لمدة 3-6 أسابيع بعد العملية. الغرض منه منع صعود العظم للأعلى قبل أن تلتئم الأنسجة حوله وتشكّل وسادة تحميه.</w:t>
       </w:r>
     </w:p>
     <w:p>
@@ -24843,6 +25520,24 @@
               <w:t xml:space="preserve">ألم مفاجئ في الفخذ بعد نقل أو حركة (احتمال كسر في عظم هش)</w:t>
             </w:r>
           </w:p>
+          <w:p>
+            <w:pPr>
+              <w:bidi/>
+              <w:spacing w:after="60" w:before="0" w:line="300"/>
+              <w:jc w:val="right"/>
+            </w:pPr>
+            <w:r>
+              <w:rPr>
+                <w:rFonts w:ascii="Arial" w:cs="Arial" w:hAnsi="Arial"/>
+                <w:b/>
+                <w:bCs/>
+                <w:sz w:val="22"/>
+                <w:szCs w:val="22"/>
+                <w:rtl/>
+              </w:rPr>
+              <w:t xml:space="preserve">في حالة الطوارئ - مراجعة أقرب طوارئ لديكم.</w:t>
+            </w:r>
+          </w:p>
         </w:tc>
       </w:tr>
     </w:tbl>
@@ -25736,7 +26431,7 @@
           <w:szCs w:val="22"/>
           <w:rtl/>
         </w:rPr>
-        <w:t xml:space="preserve"> من يوم إلى ثلاثة أيام في الإطالات البسيطة، وقد تصل لأربعة أو خمسة أيام في الجراحة متعددة المستويات.</w:t>
+        <w:t xml:space="preserve"> من يوم إلى ثلاثة أيام.</w:t>
       </w:r>
     </w:p>
     <w:p>
@@ -27853,6 +28548,24 @@
               <w:t xml:space="preserve">عدم تحريك الطفل لأصابع قدمه أو صراخ عند لمسها</w:t>
             </w:r>
           </w:p>
+          <w:p>
+            <w:pPr>
+              <w:bidi/>
+              <w:spacing w:after="60" w:before="0" w:line="300"/>
+              <w:jc w:val="right"/>
+            </w:pPr>
+            <w:r>
+              <w:rPr>
+                <w:rFonts w:ascii="Arial" w:cs="Arial" w:hAnsi="Arial"/>
+                <w:b/>
+                <w:bCs/>
+                <w:sz w:val="22"/>
+                <w:szCs w:val="22"/>
+                <w:rtl/>
+              </w:rPr>
+              <w:t xml:space="preserve">في حالة الطوارئ - مراجعة أقرب طوارئ لديكم.</w:t>
+            </w:r>
+          </w:p>
         </w:tc>
       </w:tr>
     </w:tbl>
@@ -30210,6 +30923,24 @@
               <w:t xml:space="preserve">احمرار أو تقرح في الجلد من الجهاز الجديد لا يزول خلال ساعة من خلعه</w:t>
             </w:r>
           </w:p>
+          <w:p>
+            <w:pPr>
+              <w:bidi/>
+              <w:spacing w:after="60" w:before="0" w:line="300"/>
+              <w:jc w:val="right"/>
+            </w:pPr>
+            <w:r>
+              <w:rPr>
+                <w:rFonts w:ascii="Arial" w:cs="Arial" w:hAnsi="Arial"/>
+                <w:b/>
+                <w:bCs/>
+                <w:sz w:val="22"/>
+                <w:szCs w:val="22"/>
+                <w:rtl/>
+              </w:rPr>
+              <w:t xml:space="preserve">في حالة الطوارئ - مراجعة أقرب طوارئ لديكم.</w:t>
+            </w:r>
+          </w:p>
         </w:tc>
       </w:tr>
     </w:tbl>
@@ -32024,7 +32755,7 @@
                 <w:szCs w:val="22"/>
                 <w:rtl/>
               </w:rPr>
-              <w:t xml:space="preserve">4-6 أسابيع إضافية</w:t>
+              <w:t xml:space="preserve">أسبوعان إضافيان</w:t>
             </w:r>
           </w:p>
         </w:tc>
@@ -32106,7 +32837,7 @@
           <w:szCs w:val="22"/>
           <w:rtl/>
         </w:rPr>
-        <w:t xml:space="preserve"> عادةً من 10 إلى 12 أسبوعاً.</w:t>
+        <w:t xml:space="preserve"> حوالي 8 أسابيع.</w:t>
       </w:r>
     </w:p>
     <w:p>
@@ -32129,7 +32860,7 @@
           <w:szCs w:val="22"/>
           <w:rtl/>
         </w:rPr>
-        <w:t xml:space="preserve">لماذا هذه المدة الطويلة؟</w:t>
+        <w:t xml:space="preserve">لماذا كل هذه المدة؟</w:t>
       </w:r>
       <w:r>
         <w:rPr>
@@ -32675,7 +33406,7 @@
                 <w:szCs w:val="22"/>
                 <w:rtl/>
               </w:rPr>
-              <w:t xml:space="preserve">بعد 10-12 أسبوعاً</w:t>
+              <w:t xml:space="preserve">بعد 8 أسابيع</w:t>
             </w:r>
           </w:p>
         </w:tc>
@@ -33412,6 +34143,24 @@
                 <w:rtl/>
               </w:rPr>
               <w:t xml:space="preserve">تقرح أو احمرار في الجلد من الحذاء أو الجهاز الجديد</w:t>
+            </w:r>
+          </w:p>
+          <w:p>
+            <w:pPr>
+              <w:bidi/>
+              <w:spacing w:after="60" w:before="0" w:line="300"/>
+              <w:jc w:val="right"/>
+            </w:pPr>
+            <w:r>
+              <w:rPr>
+                <w:rFonts w:ascii="Arial" w:cs="Arial" w:hAnsi="Arial"/>
+                <w:b/>
+                <w:bCs/>
+                <w:sz w:val="22"/>
+                <w:szCs w:val="22"/>
+                <w:rtl/>
+              </w:rPr>
+              <w:t xml:space="preserve">في حالة الطوارئ - مراجعة أقرب طوارئ لديكم.</w:t>
             </w:r>
           </w:p>
         </w:tc>
@@ -34613,7 +35362,28 @@
           <w:szCs w:val="22"/>
           <w:rtl/>
         </w:rPr>
-        <w:t xml:space="preserve"> مسموح فوراً وبالكامل. قد يستخدم الطفل عكازات لأيام قليلة للراحة فقط وليس للضرورة.</w:t>
+        <w:t xml:space="preserve"> مسموح فوراً وبالكامل، مع </w:t>
+      </w:r>
+      <w:r>
+        <w:rPr>
+          <w:rFonts w:ascii="Arial" w:cs="Arial" w:hAnsi="Arial"/>
+          <w:b/>
+          <w:bCs/>
+          <w:sz w:val="22"/>
+          <w:szCs w:val="22"/>
+          <w:rtl/>
+        </w:rPr>
+        <w:t xml:space="preserve">استخدام العكازات</w:t>
+      </w:r>
+      <w:r>
+        <w:rPr>
+          <w:rFonts w:ascii="Arial" w:cs="Arial" w:hAnsi="Arial"/>
+          <w:b w:val="false"/>
+          <w:sz w:val="22"/>
+          <w:szCs w:val="22"/>
+          <w:rtl/>
+        </w:rPr>
+        <w:t xml:space="preserve"> في البداية حتى يستعيد طفلك ثقته في الساق ويزول الألم.</w:t>
       </w:r>
     </w:p>
     <w:p>
@@ -35628,6 +36398,39 @@
           <w:szCs w:val="22"/>
           <w:rtl/>
         </w:rPr>
+        <w:t xml:space="preserve">العكازات:</w:t>
+      </w:r>
+      <w:r>
+        <w:rPr>
+          <w:rFonts w:ascii="Arial" w:cs="Arial" w:hAnsi="Arial"/>
+          <w:b w:val="false"/>
+          <w:sz w:val="22"/>
+          <w:szCs w:val="22"/>
+          <w:rtl/>
+        </w:rPr>
+        <w:t xml:space="preserve"> تُستخدم في الأيام الأولى بعد العملية حتى يتحسن الألم ويمشي طفلك بثبات، ثم يُستغنى عنها تدريجياً.</w:t>
+      </w:r>
+    </w:p>
+    <w:p>
+      <w:pPr>
+        <w:pStyle w:val="ListParagraph"/>
+        <w:numPr>
+          <w:ilvl w:val="0"/>
+          <w:numId w:val="2"/>
+        </w:numPr>
+        <w:bidi/>
+        <w:spacing w:after="60" w:before="0" w:line="300"/>
+        <w:jc w:val="right"/>
+      </w:pPr>
+      <w:r>
+        <w:rPr>
+          <w:rFonts w:ascii="Arial" w:cs="Arial" w:hAnsi="Arial"/>
+          <w:b/>
+          <w:bCs/>
+          <w:sz w:val="22"/>
+          <w:szCs w:val="22"/>
+          <w:rtl/>
+        </w:rPr>
         <w:t xml:space="preserve">الدعامات الليلية لتصحيح الساق:</w:t>
       </w:r>
       <w:r>
@@ -35850,6 +36653,24 @@
                 <w:rtl/>
               </w:rPr>
               <w:t xml:space="preserve">ملاحظتك أن الساق بدأت تميل في الاتجاه المعاكس - راجعي العيادة دون انتظار الموعد</w:t>
+            </w:r>
+          </w:p>
+          <w:p>
+            <w:pPr>
+              <w:bidi/>
+              <w:spacing w:after="60" w:before="0" w:line="300"/>
+              <w:jc w:val="right"/>
+            </w:pPr>
+            <w:r>
+              <w:rPr>
+                <w:rFonts w:ascii="Arial" w:cs="Arial" w:hAnsi="Arial"/>
+                <w:b/>
+                <w:bCs/>
+                <w:sz w:val="22"/>
+                <w:szCs w:val="22"/>
+                <w:rtl/>
+              </w:rPr>
+              <w:t xml:space="preserve">في حالة الطوارئ - مراجعة أقرب طوارئ لديكم.</w:t>
             </w:r>
           </w:p>
         </w:tc>
@@ -38723,6 +39544,24 @@
               <w:t xml:space="preserve">بعد إزالة الجبيرة: عدم قدرة الطفل على الوقوف على أطراف أصابعه إطلاقاً مع ضعف واضح (قد يدل على إطالة زائدة أو انقطاع)</w:t>
             </w:r>
           </w:p>
+          <w:p>
+            <w:pPr>
+              <w:bidi/>
+              <w:spacing w:after="60" w:before="0" w:line="300"/>
+              <w:jc w:val="right"/>
+            </w:pPr>
+            <w:r>
+              <w:rPr>
+                <w:rFonts w:ascii="Arial" w:cs="Arial" w:hAnsi="Arial"/>
+                <w:b/>
+                <w:bCs/>
+                <w:sz w:val="22"/>
+                <w:szCs w:val="22"/>
+                <w:rtl/>
+              </w:rPr>
+              <w:t xml:space="preserve">في حالة الطوارئ - مراجعة أقرب طوارئ لديكم.</w:t>
+            </w:r>
+          </w:p>
         </w:tc>
       </w:tr>
     </w:tbl>
@@ -39216,7 +40055,28 @@
           <w:szCs w:val="22"/>
           <w:rtl/>
         </w:rPr>
-        <w:t xml:space="preserve">يُجرى غالباً بتخدير موضعي في العيادة أو غرفة إجراءات صغيرة، وأحياناً بتخدير عام خفيف حسب عمر الطفل وسياسة المركز. الرضّع الصغار يتحملونه جيداً مع التخدير الموضعي والرضاعة أو محلول السكر للتهدئة.</w:t>
+        <w:t xml:space="preserve">يُجرى بـ</w:t>
+      </w:r>
+      <w:r>
+        <w:rPr>
+          <w:rFonts w:ascii="Arial" w:cs="Arial" w:hAnsi="Arial"/>
+          <w:b/>
+          <w:bCs/>
+          <w:sz w:val="22"/>
+          <w:szCs w:val="22"/>
+          <w:rtl/>
+        </w:rPr>
+        <w:t xml:space="preserve">تخدير عام خفيف أو تهدئة (Sedation) مع تخدير موضعي</w:t>
+      </w:r>
+      <w:r>
+        <w:rPr>
+          <w:rFonts w:ascii="Arial" w:cs="Arial" w:hAnsi="Arial"/>
+          <w:b w:val="false"/>
+          <w:sz w:val="22"/>
+          <w:szCs w:val="22"/>
+          <w:rtl/>
+        </w:rPr>
+        <w:t xml:space="preserve"> في موضع القطع. هذا يضمن ألا يشعر طفلك بشيء وألا يتحرك أثناء الإجراء، ويسمح للجراح بإتمامه بدقة وأمان.</w:t>
       </w:r>
     </w:p>
     <w:p>
@@ -39410,17 +40270,17 @@
           <w:szCs w:val="22"/>
           <w:rtl/>
         </w:rPr>
-        <w:t xml:space="preserve">إن أُجري بتخدير عام:</w:t>
-      </w:r>
-      <w:r>
-        <w:rPr>
-          <w:rFonts w:ascii="Arial" w:cs="Arial" w:hAnsi="Arial"/>
-          <w:b w:val="false"/>
-          <w:sz w:val="22"/>
-          <w:szCs w:val="22"/>
-          <w:rtl/>
-        </w:rPr>
-        <w:t xml:space="preserve"> تنطبق قواعد الصيام المعتادة قبل الإجراء، ويبقى الطفل في غرفة الإفاقة حتى يستيقظ ويرضع جيداً.</w:t>
+        <w:t xml:space="preserve">الصيام قبل الإجراء:</w:t>
+      </w:r>
+      <w:r>
+        <w:rPr>
+          <w:rFonts w:ascii="Arial" w:cs="Arial" w:hAnsi="Arial"/>
+          <w:b w:val="false"/>
+          <w:sz w:val="22"/>
+          <w:szCs w:val="22"/>
+          <w:rtl/>
+        </w:rPr>
+        <w:t xml:space="preserve"> تنطبق قواعد الصيام المعتادة قبل التخدير، ويبقى طفلك في غرفة الإفاقة حتى يستيقظ ويرضع جيداً.</w:t>
       </w:r>
     </w:p>
     <w:p>
@@ -41561,6 +42421,24 @@
               <w:t xml:space="preserve">بعد بدء الجبيرة: فقاعة أو تسلخ أو احمرار لا يزول بعد 20 دقيقة من خلعها</w:t>
             </w:r>
           </w:p>
+          <w:p>
+            <w:pPr>
+              <w:bidi/>
+              <w:spacing w:after="60" w:before="0" w:line="300"/>
+              <w:jc w:val="right"/>
+            </w:pPr>
+            <w:r>
+              <w:rPr>
+                <w:rFonts w:ascii="Arial" w:cs="Arial" w:hAnsi="Arial"/>
+                <w:b/>
+                <w:bCs/>
+                <w:sz w:val="22"/>
+                <w:szCs w:val="22"/>
+                <w:rtl/>
+              </w:rPr>
+              <w:t xml:space="preserve">في حالة الطوارئ - مراجعة أقرب طوارئ لديكم.</w:t>
+            </w:r>
+          </w:p>
         </w:tc>
       </w:tr>
     </w:tbl>
@@ -45303,6 +46181,24 @@
                 <w:rtl/>
               </w:rPr>
               <w:t xml:space="preserve">انفتاح حافة الجرح أو اسوداد في حافة الجلد (خاصة الجرح الداخلي بعد تصحيح تشوه كبير)</w:t>
+            </w:r>
+          </w:p>
+          <w:p>
+            <w:pPr>
+              <w:bidi/>
+              <w:spacing w:after="60" w:before="0" w:line="300"/>
+              <w:jc w:val="right"/>
+            </w:pPr>
+            <w:r>
+              <w:rPr>
+                <w:rFonts w:ascii="Arial" w:cs="Arial" w:hAnsi="Arial"/>
+                <w:b/>
+                <w:bCs/>
+                <w:sz w:val="22"/>
+                <w:szCs w:val="22"/>
+                <w:rtl/>
+              </w:rPr>
+              <w:t xml:space="preserve">في حالة الطوارئ - مراجعة أقرب طوارئ لديكم.</w:t>
             </w:r>
           </w:p>
         </w:tc>

--- a/docs/post-op-instructions-ar.docx
+++ b/docs/post-op-instructions-ar.docx
@@ -995,7 +995,7 @@
                 <w:szCs w:val="22"/>
                 <w:rtl/>
               </w:rPr>
-              <w:t xml:space="preserve">جبيرة حوضية 6-12 أسبوعاً</w:t>
+              <w:t xml:space="preserve">جبيرة حوضية شهران</w:t>
             </w:r>
           </w:p>
         </w:tc>
@@ -6513,98 +6513,6 @@
                 <w:szCs w:val="22"/>
                 <w:rtl/>
               </w:rPr>
-              <w:t xml:space="preserve">مسكّن أقوى (مثل الترامادول أو مشتقات الأفيون)</w:t>
-            </w:r>
-          </w:p>
-        </w:tc>
-        <w:tc>
-          <w:tcPr>
-            <w:tcW w:type="dxa" w:w="4048"/>
-            <w:shd w:fill="FFFFFF" w:color="auto" w:val="clear"/>
-            <w:tcMar>
-              <w:top w:type="dxa" w:w="80"/>
-              <w:left w:type="dxa" w:w="120"/>
-              <w:bottom w:type="dxa" w:w="80"/>
-              <w:right w:type="dxa" w:w="120"/>
-            </w:tcMar>
-          </w:tcPr>
-          <w:p>
-            <w:pPr>
-              <w:bidi/>
-              <w:spacing w:after="0" w:before="0" w:line="280"/>
-              <w:jc w:val="right"/>
-            </w:pPr>
-            <w:r>
-              <w:rPr>
-                <w:rFonts w:ascii="Arial" w:cs="Arial" w:hAnsi="Arial"/>
-                <w:b w:val="false"/>
-                <w:sz w:val="22"/>
-                <w:szCs w:val="22"/>
-                <w:rtl/>
-              </w:rPr>
-              <w:t xml:space="preserve">للألم الشديد ليلاً في أول أيام فقط - يُصرف أحياناً</w:t>
-            </w:r>
-          </w:p>
-        </w:tc>
-        <w:tc>
-          <w:tcPr>
-            <w:tcW w:type="dxa" w:w="2699"/>
-            <w:shd w:fill="FFFFFF" w:color="auto" w:val="clear"/>
-            <w:tcMar>
-              <w:top w:type="dxa" w:w="80"/>
-              <w:left w:type="dxa" w:w="120"/>
-              <w:bottom w:type="dxa" w:w="80"/>
-              <w:right w:type="dxa" w:w="120"/>
-            </w:tcMar>
-          </w:tcPr>
-          <w:p>
-            <w:pPr>
-              <w:bidi/>
-              <w:spacing w:after="0" w:before="0" w:line="280"/>
-              <w:jc w:val="right"/>
-            </w:pPr>
-            <w:r>
-              <w:rPr>
-                <w:rFonts w:ascii="Arial" w:cs="Arial" w:hAnsi="Arial"/>
-                <w:b w:val="false"/>
-                <w:sz w:val="22"/>
-                <w:szCs w:val="22"/>
-                <w:rtl/>
-              </w:rPr>
-              <w:t xml:space="preserve">3-5 أيام كحد أقصى</w:t>
-            </w:r>
-          </w:p>
-        </w:tc>
-      </w:tr>
-      <w:tr>
-        <w:trPr>
-          <w:tblHeader w:val="false"/>
-        </w:trPr>
-        <w:tc>
-          <w:tcPr>
-            <w:tcW w:type="dxa" w:w="2891"/>
-            <w:shd w:fill="FFFFFF" w:color="auto" w:val="clear"/>
-            <w:tcMar>
-              <w:top w:type="dxa" w:w="80"/>
-              <w:left w:type="dxa" w:w="120"/>
-              <w:bottom w:type="dxa" w:w="80"/>
-              <w:right w:type="dxa" w:w="120"/>
-            </w:tcMar>
-          </w:tcPr>
-          <w:p>
-            <w:pPr>
-              <w:bidi/>
-              <w:spacing w:after="0" w:before="0" w:line="280"/>
-              <w:jc w:val="right"/>
-            </w:pPr>
-            <w:r>
-              <w:rPr>
-                <w:rFonts w:ascii="Arial" w:cs="Arial" w:hAnsi="Arial"/>
-                <w:b w:val="false"/>
-                <w:sz w:val="22"/>
-                <w:szCs w:val="22"/>
-                <w:rtl/>
-              </w:rPr>
               <w:t xml:space="preserve">مرخٍّ للعضلات (مثل الديازيبام)</w:t>
             </w:r>
           </w:p>
@@ -7028,17 +6936,17 @@
           <w:szCs w:val="22"/>
           <w:rtl/>
         </w:rPr>
-        <w:t xml:space="preserve">تغيير الجبيرة:</w:t>
-      </w:r>
-      <w:r>
-        <w:rPr>
-          <w:rFonts w:ascii="Arial" w:cs="Arial" w:hAnsi="Arial"/>
-          <w:b w:val="false"/>
-          <w:sz w:val="22"/>
-          <w:szCs w:val="22"/>
-          <w:rtl/>
-        </w:rPr>
-        <w:t xml:space="preserve"> قد تُغيَّر مرة بعد 6 أسابيع تحت تخدير قصير، مع أشعة وإزالة الأسياخ إن كانت بارزة تحت الجلد.</w:t>
+        <w:t xml:space="preserve">تبقى الجبيرة طوال الشهرين:</w:t>
+      </w:r>
+      <w:r>
+        <w:rPr>
+          <w:rFonts w:ascii="Arial" w:cs="Arial" w:hAnsi="Arial"/>
+          <w:b w:val="false"/>
+          <w:sz w:val="22"/>
+          <w:szCs w:val="22"/>
+          <w:rtl/>
+        </w:rPr>
+        <w:t xml:space="preserve"> لا تُغيَّر ولا تُزال في المنتصف. الثبات المتواصل هو ما يسمح للورك بالاستقرار في مكانه وللعظم بالالتئام.</w:t>
       </w:r>
     </w:p>
     <w:p>
@@ -7061,17 +6969,17 @@
           <w:szCs w:val="22"/>
           <w:rtl/>
         </w:rPr>
-        <w:t xml:space="preserve">إزالة الأسياخ:</w:t>
-      </w:r>
-      <w:r>
-        <w:rPr>
-          <w:rFonts w:ascii="Arial" w:cs="Arial" w:hAnsi="Arial"/>
-          <w:b w:val="false"/>
-          <w:sz w:val="22"/>
-          <w:szCs w:val="22"/>
-          <w:rtl/>
-        </w:rPr>
-        <w:t xml:space="preserve"> الأسياخ المعدنية تُزال عادةً بعد 6 أسابيع (إجراء قصير وبسيط). أما الشريحة في عظم الفخذ فتبقى 9-12 شهراً ثم تُزال بعملية صغيرة مخطط لها.</w:t>
+        <w:t xml:space="preserve">الشريحة في عظم الفخذ:</w:t>
+      </w:r>
+      <w:r>
+        <w:rPr>
+          <w:rFonts w:ascii="Arial" w:cs="Arial" w:hAnsi="Arial"/>
+          <w:b w:val="false"/>
+          <w:sz w:val="22"/>
+          <w:szCs w:val="22"/>
+          <w:rtl/>
+        </w:rPr>
+        <w:t xml:space="preserve"> إن وُضعت، تبقى 9-12 شهراً ثم تُزال بعملية صغيرة مخطط لها.</w:t>
       </w:r>
     </w:p>
     <w:p>
@@ -7104,7 +7012,7 @@
           <w:szCs w:val="22"/>
           <w:rtl/>
         </w:rPr>
-        <w:t xml:space="preserve"> غالباً بخيوط داخلية ذائبة لا تحتاج لإزالة. يُفحص الجرح عبر نافذة في الجبيرة أو عند تغييرها.</w:t>
+        <w:t xml:space="preserve"> غالباً بخيوط داخلية ذائبة لا تحتاج لإزالة. يُفحص عبر نافذة في الجبيرة أو عند إزالتها.</w:t>
       </w:r>
     </w:p>
     <w:p>
@@ -7329,7 +7237,7 @@
           <w:szCs w:val="22"/>
           <w:rtl/>
         </w:rPr>
-        <w:t xml:space="preserve"> بعد 6-12 أسبوعاً في الجبس يصبح العظم أضعف مؤقتاً. حالات كسر بسيط في الفخذ بعد إزالة الجبس معروفة وسببها سحب الساق أو لفّها بقوة - تعاملي بلطف شديد في أول أسبوعين.</w:t>
+        <w:t xml:space="preserve"> بعد شهرين في الجبس يصبح العظم أضعف مؤقتاً. حالات كسر بسيط في الفخذ بعد إزالة الجبس معروفة وسببها سحب الساق أو لفّها بقوة - تعاملي بلطف شديد في أول أسبوعين.</w:t>
       </w:r>
     </w:p>
     <w:p>
@@ -7624,7 +7532,81 @@
                 <w:szCs w:val="22"/>
                 <w:rtl/>
               </w:rPr>
-              <w:t xml:space="preserve">أشعة + إزالة الأسياخ + تغيير أو إزالة الجبيرة</w:t>
+              <w:t xml:space="preserve">أشعة للاطمئنان على وضع الورك والجبيرة - تبقى الجبيرة في مكانها</w:t>
+            </w:r>
+          </w:p>
+        </w:tc>
+      </w:tr>
+      <w:tr>
+        <w:trPr>
+          <w:tblHeader w:val="false"/>
+        </w:trPr>
+        <w:tc>
+          <w:tcPr>
+            <w:tcW w:type="dxa" w:w="3277"/>
+            <w:shd w:fill="FFFFFF" w:color="auto" w:val="clear"/>
+            <w:tcMar>
+              <w:top w:type="dxa" w:w="80"/>
+              <w:left w:type="dxa" w:w="120"/>
+              <w:bottom w:type="dxa" w:w="80"/>
+              <w:right w:type="dxa" w:w="120"/>
+            </w:tcMar>
+          </w:tcPr>
+          <w:p>
+            <w:pPr>
+              <w:bidi/>
+              <w:spacing w:after="0" w:before="0" w:line="280"/>
+              <w:jc w:val="right"/>
+            </w:pPr>
+            <w:r>
+              <w:rPr>
+                <w:rFonts w:ascii="Arial" w:cs="Arial" w:hAnsi="Arial"/>
+                <w:b w:val="false"/>
+                <w:sz w:val="22"/>
+                <w:szCs w:val="22"/>
+                <w:rtl/>
+              </w:rPr>
+              <w:t xml:space="preserve">بعد شهرين</w:t>
+            </w:r>
+          </w:p>
+        </w:tc>
+        <w:tc>
+          <w:tcPr>
+            <w:tcW w:type="dxa" w:w="6361"/>
+            <w:shd w:fill="FFFFFF" w:color="auto" w:val="clear"/>
+            <w:tcMar>
+              <w:top w:type="dxa" w:w="80"/>
+              <w:left w:type="dxa" w:w="120"/>
+              <w:bottom w:type="dxa" w:w="80"/>
+              <w:right w:type="dxa" w:w="120"/>
+            </w:tcMar>
+          </w:tcPr>
+          <w:p>
+            <w:pPr>
+              <w:bidi/>
+              <w:spacing w:after="0" w:before="0" w:line="280"/>
+              <w:jc w:val="right"/>
+            </w:pPr>
+            <w:r>
+              <w:rPr>
+                <w:rFonts w:ascii="Arial" w:cs="Arial" w:hAnsi="Arial"/>
+                <w:b w:val="false"/>
+                <w:sz w:val="22"/>
+                <w:szCs w:val="22"/>
+                <w:rtl/>
+              </w:rPr>
+              <w:t xml:space="preserve">أشعة + </w:t>
+            </w:r>
+            <w:r>
+              <w:rPr>
+                <w:rFonts w:ascii="Arial" w:cs="Arial" w:hAnsi="Arial"/>
+                <w:b/>
+                <w:bCs/>
+                <w:sz w:val="22"/>
+                <w:szCs w:val="22"/>
+                <w:rtl/>
+              </w:rPr>
+              <w:t xml:space="preserve">إزالة الجبيرة</w:t>
             </w:r>
           </w:p>
         </w:tc>
@@ -8529,7 +8511,7 @@
           <w:szCs w:val="22"/>
           <w:rtl/>
         </w:rPr>
-        <w:t xml:space="preserve">الأسياخ تُزال بعد حوالي 6 أسابيع. الشريحة في عظم الفخذ (إن وُضعت) تُزال عادةً بعد 9-18 شهراً بعملية صغيرة. أما بعض المسامير في الحوض فقد تُترك إن لم تسبب إزعاجاً. الجراح سيوضح لك خطة طفلك تحديداً.</w:t>
+        <w:t xml:space="preserve">الشريحة والمسامير في عظم الفخذ (إن وُضعت) تُزال عادةً بعد 9-12 شهراً بعملية صغيرة مخطط لها. أما المسامير في الحوض فقد تُترك إن لم تسبب إزعاجاً. الجراح سيوضح لك خطة طفلك تحديداً في مواعيد المتابعة.</w:t>
       </w:r>
     </w:p>
     <w:p>
